--- a/reports/C4_S7_LR03_Шаблон_отчёта.docx
+++ b/reports/C4_S7_LR03_Шаблон_отчёта.docx
@@ -2072,7 +2072,7 @@
                 <w:color w:val="000000"/>
                 <w:sz w:val="18"/>
               </w:rPr>
-              <w:t>Связывать макет, поведение полей, валидацию, блокировку и дополнительную проверку пользователя.</w:t>
+              <w:t>Связывать макет, поведение полей, проверку пазла, валидацию и блокировку пользователя.</w:t>
             </w:r>
           </w:p>
         </w:tc>
@@ -2190,7 +2190,7 @@
     </w:p>
     <w:p>
       <w:r>
-        <w:t>Полевой специалист входит в систему перед выездом. Три ошибки блокируют учётную запись; в учебном условии предусмотрена дополнительная проверка пользователя.</w:t>
+        <w:t>Полевой специалист входит в систему перед выездом. После трёх ошибок в пароле или сборке изображения учётная запись блокируется; изображение собирается из перемешанных фрагментов.</w:t>
       </w:r>
     </w:p>
     <w:p>
@@ -2213,7 +2213,7 @@
           <w:color w:val="000000"/>
           <w:sz w:val="22"/>
         </w:rPr>
-        <w:t>Условия учебной задачи.</w:t>
+        <w:t>Техническое задание учебного кейса.</w:t>
       </w:r>
     </w:p>
     <w:p>
@@ -2228,7 +2228,7 @@
           <w:color w:val="000000"/>
           <w:sz w:val="22"/>
         </w:rPr>
-        <w:t>Список состояний входа.</w:t>
+        <w:t>Список состояний входа и пазла.</w:t>
       </w:r>
     </w:p>
     <w:p>
@@ -2243,7 +2243,7 @@
           <w:color w:val="000000"/>
           <w:sz w:val="22"/>
         </w:rPr>
-        <w:t>Требования к логину и паролю.</w:t>
+        <w:t>Требования к логину, паролю и фрагментам изображения.</w:t>
       </w:r>
     </w:p>
     <w:p>
@@ -2258,7 +2258,7 @@
           <w:color w:val="000000"/>
           <w:sz w:val="22"/>
         </w:rPr>
-        <w:t>Два граничных сценария.</w:t>
+        <w:t>Граничные сценарии трёх неуспешных попыток.</w:t>
       </w:r>
     </w:p>
     <w:p>
@@ -4318,7 +4318,7 @@
                 <w:color w:val="000000"/>
                 <w:sz w:val="17"/>
               </w:rPr>
-              <w:t>Макет, спецификация полей, карта состояний и сценарий трёх ошибок.</w:t>
+              <w:t>Макет, спецификация полей, карта состояний пазла и сценарий трёх ошибок.</w:t>
             </w:r>
           </w:p>
         </w:tc>

--- a/reports/C4_S7_LR03_Шаблон_отчёта.docx
+++ b/reports/C4_S7_LR03_Шаблон_отчёта.docx
@@ -4138,7 +4138,7 @@
         <w:pStyle w:val="2"/>
       </w:pPr>
       <w:r>
-        <w:t>Критерии LMS · 10 баллов</w:t>
+        <w:t>Критерии LMS · 5 баллов</w:t>
       </w:r>
     </w:p>
     <w:tbl>
@@ -4264,7 +4264,7 @@
                 <w:color w:val="000000"/>
                 <w:sz w:val="17"/>
               </w:rPr>
-              <w:t>4</w:t>
+              <w:t>2</w:t>
             </w:r>
           </w:p>
         </w:tc>
@@ -4347,7 +4347,7 @@
                 <w:color w:val="000000"/>
                 <w:sz w:val="17"/>
               </w:rPr>
-              <w:t>2</w:t>
+              <w:t>1</w:t>
             </w:r>
           </w:p>
         </w:tc>
@@ -4430,7 +4430,7 @@
                 <w:color w:val="000000"/>
                 <w:sz w:val="17"/>
               </w:rPr>
-              <w:t>2</w:t>
+              <w:t>1</w:t>
             </w:r>
           </w:p>
         </w:tc>
@@ -4513,7 +4513,7 @@
                 <w:color w:val="000000"/>
                 <w:sz w:val="17"/>
               </w:rPr>
-              <w:t>1</w:t>
+              <w:t>0,5</w:t>
             </w:r>
           </w:p>
         </w:tc>
@@ -4596,7 +4596,7 @@
                 <w:color w:val="000000"/>
                 <w:sz w:val="17"/>
               </w:rPr>
-              <w:t>1</w:t>
+              <w:t>0,5</w:t>
             </w:r>
           </w:p>
         </w:tc>
